--- a/downloads/teacher/05 Materials/Unit 03/Handouts/Handout 03.06 - Peer Pressure Scenario Cards and Skit Planner.docx
+++ b/downloads/teacher/05 Materials/Unit 03/Handouts/Handout 03.06 - Peer Pressure Scenario Cards and Skit Planner.docx
@@ -46,17 +46,6 @@
         <w:t xml:space="preserve">Word bank in other languages</w:t>
       </w:r>
       <w:bookmarkEnd w:id="21"/>
-    </w:p>
-    <w:p>
-      <w:pPr>
-        <w:pStyle w:val="FirstParagraph"/>
-      </w:pPr>
-      <w:r>
-        <w:rPr>
-          <w:rStyle w:val="TeacherNote"/>
-        </w:rPr>
-        <w:t xml:space="preserve">[Check with a native speaker before printing.]</w:t>
-      </w:r>
     </w:p>
     <w:tbl>
       <w:tblPr>
@@ -3138,7 +3127,7 @@
         <w:t xml:space="preserve"> </w:t>
       </w:r>
       <w:r>
-        <w:t xml:space="preserve">the model uses whichever step Sal picks; the hardest to say out loud is usually step 1 with no apology, or step 4.</w:t>
+        <w:t xml:space="preserve">the model uses whichever step the teacher picks; the hardest to say out loud is usually step 1 with no apology, or step 4.</w:t>
       </w:r>
     </w:p>
     <w:p>
